--- a/docs/Lab01/RequirementsMyDrinkShop_1.0.docx
+++ b/docs/Lab01/RequirementsMyDrinkShop_1.0.docx
@@ -24,6 +24,7 @@
           <w:b/>
           <w:bCs/>
         </w:rPr>
+        <w:tab/>
         <w:t>MyDrinkShop</w:t>
       </w:r>
     </w:p>
@@ -60,13 +61,7 @@
         <w:rPr>
           <w:rFonts w:cs="Calibri" w:cstheme="minorHAnsi"/>
         </w:rPr>
-        <w:t xml:space="preserve">Aplicația trebuie să ofere funcționalități complete de gestiune (adăugare, modificare, ștergere, vizualizare), să asigure persistența datelor în fișiere, precum și o interfață grafică intuitivă pentru utilizator. </w:t>
-      </w:r>
-      <w:r>
-        <w:rPr>
-          <w:rFonts w:cs="Calibri" w:cstheme="minorHAnsi"/>
-        </w:rPr>
-        <w:t>Functionalitatile vor fi specifice pentru rolurile utilizatorilor: Vanzator, Manager, Inventar s.a.m.d.</w:t>
+        <w:t>Aplicația trebuie să ofere funcționalități complete de gestiune (adăugare, modificare, ștergere, vizualizare), să asigure persistența datelor în fișiere, precum și o interfață grafică intuitivă pentru utilizator. Functionalitatile vor fi specifice pentru rolurile utilizatorilor: Vanzator, Manager, Inventar s.a.m.d.</w:t>
       </w:r>
     </w:p>
     <w:p>
@@ -493,13 +488,7 @@
         <w:rPr>
           <w:rFonts w:cs="Calibri" w:cstheme="minorHAnsi"/>
         </w:rPr>
-        <w:t xml:space="preserve">actualizarea stocului în urma comenzilor, </w:t>
-      </w:r>
-      <w:r>
-        <w:rPr>
-          <w:rFonts w:cs="Calibri" w:cstheme="minorHAnsi"/>
-        </w:rPr>
-        <w:t>daca in stoc nu sunt disponibile ingredientele</w:t>
+        <w:t>actualizarea stocului în urma comenzilor, daca in stoc nu sunt disponibile ingredientele</w:t>
       </w:r>
     </w:p>
     <w:p>
@@ -521,13 +510,7 @@
         <w:rPr>
           <w:rFonts w:cs="Calibri" w:cstheme="minorHAnsi"/>
         </w:rPr>
-        <w:t>pentru comanda curenta, se va afisa o eroare</w:t>
-      </w:r>
-      <w:r>
-        <w:rPr>
-          <w:rFonts w:cs="Calibri" w:cstheme="minorHAnsi"/>
-        </w:rPr>
-        <w:t>.</w:t>
+        <w:t>pentru comanda curenta, se va afisa o eroare.</w:t>
       </w:r>
     </w:p>
     <w:p>
@@ -681,15 +664,11 @@
               <wp:inline distT="0" distB="0" distL="0" distR="0">
                 <wp:extent cx="6479540" cy="19050"/>
                 <wp:effectExtent l="0" t="0" r="0" b="0"/>
-                <wp:docPr id="1" name=""/>
+                <wp:docPr id="1" name="Shape1"/>
                 <a:graphic xmlns:a="http://schemas.openxmlformats.org/drawingml/2006/main">
                   <a:graphicData uri="http://schemas.microsoft.com/office/word/2010/wordprocessingShape">
                     <wps:wsp>
                       <wps:cNvSpPr/>
-                      <wps:nvSpPr>
-                        <wps:cNvPr id="2" name=""/>
-                        <wps:cNvSpPr/>
-                      </wps:nvSpPr>
                       <wps:spPr>
                         <a:xfrm>
                           <a:off x="0" y="0"/>
@@ -705,6 +684,12 @@
                           <a:noFill/>
                         </a:ln>
                       </wps:spPr>
+                      <wps:style>
+                        <a:lnRef idx="0"/>
+                        <a:fillRef idx="0"/>
+                        <a:effectRef idx="0"/>
+                        <a:fontRef idx="minor"/>
+                      </wps:style>
                       <wps:bodyPr/>
                     </wps:wsp>
                   </a:graphicData>
@@ -717,10 +702,10 @@
           </mc:Choice>
           <mc:Fallback>
             <w:pict>
-              <v:rect id="shape_0" fillcolor="#a0a0a0" stroked="f" o:allowincell="f" style="position:absolute;margin-left:0pt;margin-top:-1.55pt;width:510.15pt;height:1.45pt;mso-wrap-style:none;v-text-anchor:middle;mso-position-horizontal:center;mso-position-vertical:top">
+              <v:rect id="shape_0" fillcolor="#a0a0a0" stroked="f" o:allowincell="f" style="position:absolute;margin-left:0pt;margin-top:-1.55pt;width:510.15pt;height:1.45pt;mso-wrap-style:none;v-text-anchor:middle;mso-position-vertical:top">
                 <v:fill o:detectmouseclick="t" type="solid" color2="#5f5f5f"/>
                 <v:stroke color="#3465a4" joinstyle="round" endcap="flat"/>
-                <w10:wrap type="topAndBottom"/>
+                <w10:wrap type="square"/>
               </v:rect>
             </w:pict>
           </mc:Fallback>
@@ -2123,6 +2108,7 @@
     <w:qFormat/>
     <w:pPr>
       <w:widowControl/>
+      <w:suppressAutoHyphens w:val="true"/>
       <w:bidi w:val="0"/>
       <w:spacing w:lineRule="auto" w:line="276" w:before="0" w:after="200"/>
       <w:jc w:val="start"/>
